--- a/documentation/HORIZON_GRID_API_DOCUMENTATION.docx
+++ b/documentation/HORIZON_GRID_API_DOCUMENTATION.docx
@@ -70,7 +70,7 @@
       </w:r>
       <w:r>
         <w:rPr/>
-        <w:t xml:space="preserve"> 0.1.0</w:t>
+        <w:t xml:space="preserve"> 0.2.3</w:t>
       </w:r>
     </w:p>
     <w:p>
@@ -85,7 +85,7 @@
       </w:r>
       <w:r>
         <w:rPr/>
-        <w:t xml:space="preserve"> 2026-08-17</w:t>
+        <w:t xml:space="preserve"> 2026-08-20</w:t>
       </w:r>
     </w:p>
     <w:p>

--- a/documentation/HORIZON_GRID_API_DOCUMENTATION.docx
+++ b/documentation/HORIZON_GRID_API_DOCUMENTATION.docx
@@ -70,7 +70,7 @@
       </w:r>
       <w:r>
         <w:rPr/>
-        <w:t xml:space="preserve"> 0.2.3</w:t>
+        <w:t xml:space="preserve"> 0.2.4</w:t>
       </w:r>
     </w:p>
     <w:p>
@@ -85,7 +85,7 @@
       </w:r>
       <w:r>
         <w:rPr/>
-        <w:t xml:space="preserve"> 2026-08-20</w:t>
+        <w:t xml:space="preserve"> 2026-08-21</w:t>
       </w:r>
     </w:p>
     <w:p>
@@ -8340,7 +8340,7 @@
       </w:pPr>
       <w:r>
         <w:rPr/>
-        <w:t xml:space="preserve">The AI-backend analog of §3: live credential testing and model-list discovery, used by the setup wizard and Manage Providers screen for the five supported AI backends (Ollama, Anthropic, AWS Bedrock, Google Gemini, Groq).</w:t>
+        <w:t xml:space="preserve">The AI-backend analog of §3: live credential testing and model-list discovery, used by the setup wizard and Manage Providers screen for all eleven supported AI backends (Ollama, Anthropic, AWS Bedrock, Google Gemini, Groq, OpenAI, Kimi, DeepSeek, xAI, Mistral, OpenRouter).</w:t>
       </w:r>
     </w:p>
     <w:p>
@@ -12754,7 +12754,7 @@
       </w:r>
       <w:r>
         <w:rPr/>
-        <w:t xml:space="preserve"> — one of the five supported backend identifiers.</w:t>
+        <w:t xml:space="preserve"> — one of the eleven supported backend identifiers.</w:t>
       </w:r>
     </w:p>
     <w:p>

--- a/documentation/HORIZON_GRID_API_DOCUMENTATION.docx
+++ b/documentation/HORIZON_GRID_API_DOCUMENTATION.docx
@@ -70,7 +70,7 @@
       </w:r>
       <w:r>
         <w:rPr/>
-        <w:t xml:space="preserve"> 0.2.4</w:t>
+        <w:t xml:space="preserve"> 0.2.5</w:t>
       </w:r>
     </w:p>
     <w:p>
@@ -85,7 +85,7 @@
       </w:r>
       <w:r>
         <w:rPr/>
-        <w:t xml:space="preserve"> 2026-08-21</w:t>
+        <w:t xml:space="preserve"> 2026-08-23</w:t>
       </w:r>
     </w:p>
     <w:p>
